--- a/docx/PROJECT_OVERVIEW.docx
+++ b/docx/PROJECT_OVERVIEW.docx
@@ -111,7 +111,7 @@
         <w:t>accurate but slow and power-hungry</w:t>
       </w:r>
       <w:r>
-        <w:t xml:space="preserve"> (a 32-billion-parameter model takes ~28 seconds and ~6 kilojoules per</w:t>
+        <w:t xml:space="preserve"> (a 32-billion-parameter model takes ~11 seconds and ~6 kilojoules per</w:t>
       </w:r>
     </w:p>
     <w:p>
@@ -1221,7 +1221,16 @@
     </w:p>
     <w:p>
       <w:r>
-        <w:t>tier. The title of the paper reflects this: "It's the compute configuration, not the gate."</w:t>
+        <w:t xml:space="preserve">tier. The paper's thesis: the </w:t>
+      </w:r>
+      <w:r>
+        <w:rPr>
+          <w:i/>
+        </w:rPr>
+        <w:t>structure</w:t>
+      </w:r>
+      <w:r>
+        <w:t xml:space="preserve"> (the fast middle tier), not the gate, is the win.</w:t>
       </w:r>
     </w:p>
     <w:p>

--- a/docx/PROJECT_OVERVIEW.docx
+++ b/docx/PROJECT_OVERVIEW.docx
@@ -2254,7 +2254,7 @@
     </w:p>
     <w:p>
       <w:r>
-        <w:t xml:space="preserve">  answer (0.444) — because, for these questions, thinking bigger barely helps but </w:t>
+        <w:t xml:space="preserve">  answer (0.462, same questions) — because, for these questions, thinking bigger barely helps but </w:t>
       </w:r>
       <w:r>
         <w:rPr>

--- a/docx/PROJECT_OVERVIEW.docx
+++ b/docx/PROJECT_OVERVIEW.docx
@@ -1505,10 +1505,10 @@
         <w:rPr>
           <w:b/>
         </w:rPr>
-        <w:t>49%</w:t>
+        <w:t>35–49%</w:t>
       </w:r>
       <w:r>
-        <w:t xml:space="preserve"> of the oracle gap (averaged over 4 datasets,</w:t>
+        <w:t xml:space="preserve"> of the oracle gap (two seeds; seed-0 table below averaged over 4 datasets,</w:t>
       </w:r>
     </w:p>
     <w:p>
@@ -2183,7 +2183,16 @@
         <w:t>untrained</w:t>
       </w:r>
       <w:r>
-        <w:t xml:space="preserve"> version, and even beats the </w:t>
+        <w:t xml:space="preserve"> version, and </w:t>
+      </w:r>
+      <w:r>
+        <w:rPr>
+          <w:b/>
+        </w:rPr>
+        <w:t>matches</w:t>
+      </w:r>
+      <w:r>
+        <w:t xml:space="preserve"> the </w:t>
       </w:r>
       <w:r>
         <w:rPr>
@@ -2192,7 +2201,7 @@
         <w:t>5× bigger 32B model's</w:t>
       </w:r>
       <w:r>
-        <w:t xml:space="preserve"> answer.</w:t>
+        <w:t xml:space="preserve"> answer (a significant win on one split, a tie on another).</w:t>
       </w:r>
     </w:p>
     <w:p>
@@ -2249,12 +2258,21 @@
         <w:t>with the verifier</w:t>
       </w:r>
       <w:r>
-        <w:t xml:space="preserve"> (0.501) beats the big 32B's single</w:t>
+        <w:t xml:space="preserve"> (0.501) </w:t>
+      </w:r>
+      <w:r>
+        <w:rPr>
+          <w:b/>
+        </w:rPr>
+        <w:t>matches</w:t>
+      </w:r>
+      <w:r>
+        <w:t xml:space="preserve"> the big 32B's single</w:t>
       </w:r>
     </w:p>
     <w:p>
       <w:r>
-        <w:t xml:space="preserve">  answer (0.462, same questions) — because, for these questions, thinking bigger barely helps but </w:t>
+        <w:t xml:space="preserve">  answer (0.462, same questions; a tie on a 2nd seed) — because, for these questions, thinking bigger barely helps but </w:t>
       </w:r>
       <w:r>
         <w:rPr>
@@ -2606,7 +2624,7 @@
     </w:p>
     <w:p>
       <w:r>
-        <w:t xml:space="preserve">  trained verifier (accuracy: 40–78% of the oracle gap, answers </w:t>
+        <w:t xml:space="preserve">  trained verifier (accuracy: 35–78% of the oracle gap across two seeds, answers </w:t>
       </w:r>
       <w:r>
         <w:rPr>

--- a/docx/PROJECT_OVERVIEW.docx
+++ b/docx/PROJECT_OVERVIEW.docx
@@ -2246,7 +2246,7 @@
         <w:rPr>
           <w:b/>
         </w:rPr>
-        <w:t>Test-time compute beats parameters:</w:t>
+        <w:t>Test-time compute rivals parameters:</w:t>
       </w:r>
       <w:r>
         <w:t xml:space="preserve"> the small 7B </w:t>
